--- a/en/scientists/CV/Word/Rzayev_Teymur_CV_EN.docx
+++ b/en/scientists/CV/Word/Rzayev_Teymur_CV_EN.docx
@@ -377,7 +377,7 @@
           <w:sz w:val="21"/>
           <w:szCs w:val="21"/>
         </w:rPr>
-        <w:t>Teymur Rzayev is a professor in the Department of Plastic Arts at Yeditepe University. His doctorate is from Azerbaijan State University of Fine Arts. The thesis is Pagan Sculpture of Azerbaijan, dated 2009, supervised by Telman Ibrahimov. His master’s thesis, Smena, was completed in 1988 at the Azerbaijan State Academy of Artists under Mikail Abdullayev. He has taught at Yeditepe University since 2006, as a lecturer until 2012 and as a doctoral lecturer in 2012–2014. The CV also lists associate-professor and professor ranks without separate start years.</w:t>
+        <w:t>Teymur Rzayev is a professor in the Department of Plastic Arts at Yeditepe University. His doctorate is from Azerbaijan State University of Fine Arts. The thesis is Pagan Sculpture of Azerbaijan, dated 2009, supervised by Telman Ibrahimov. His master’s thesis, Smena, was completed in 1988 at the Azerbaijan State Academy of Artists under Mikail Abdullayev. He has taught at Yeditepe University since 2006, as a lecturer until 2012 and as a doctoral lecturer in 2012–2014. Holds associate-professor and professor ranks.</w:t>
       </w:r>
     </w:p>
     <w:p>
@@ -1500,7 +1500,7 @@
           <w:sz w:val="21"/>
           <w:szCs w:val="21"/>
         </w:rPr>
-        <w:t xml:space="preserve">1. 3. C. Yazılan ulusal/uluslararası kitaplar veya kitaplardaki bölümler: C1. Yazılan ulusal/uluslararası kitaplar: BİZ AZERBAYCANLIYIQ Biz Azerbaycanlıyız (2011)., </w:t>
+        <w:t>1. C. Yazılan ulusal/uluslararası kitaplar veya kitaplardaki bölümler: C1. Yazılan ulusal/uluslararası kitaplar: BİZ AZERBAYCANLIYIQ Biz Azerbaycanlıyız (2011)., RZAYEV TEYMUR, Adventa, Editör:Teymur Rzayev, ISBN:978-9952-8110-5-0, Türkçe(Bilimsel Kitap),</w:t>
       </w:r>
       <w:r>
         <w:rPr>
@@ -1510,15 +1510,13 @@
           <w:sz w:val="21"/>
           <w:szCs w:val="21"/>
         </w:rPr>
-        <w:t>RZAYEV TEYMUR</w:t>
-      </w:r>
-      <w:r>
-        <w:rPr>
-          <w:rFonts w:ascii="Times New Roman" w:cs="Times New Roman" w:eastAsia="Times New Roman" w:hAnsi="Times New Roman"/>
-          <w:sz w:val="21"/>
-          <w:szCs w:val="21"/>
-        </w:rPr>
-        <w:t>, Adventa, Editör:</w:t>
+      </w:r>
+      <w:r>
+        <w:rPr>
+          <w:rFonts w:ascii="Times New Roman" w:cs="Times New Roman" w:eastAsia="Times New Roman" w:hAnsi="Times New Roman"/>
+          <w:sz w:val="21"/>
+          <w:szCs w:val="21"/>
+        </w:rPr>
       </w:r>
       <w:r>
         <w:rPr>
@@ -1528,15 +1526,13 @@
           <w:sz w:val="21"/>
           <w:szCs w:val="21"/>
         </w:rPr>
-        <w:t>Teymur</w:t>
-      </w:r>
-      <w:r>
-        <w:rPr>
-          <w:rFonts w:ascii="Times New Roman" w:cs="Times New Roman" w:eastAsia="Times New Roman" w:hAnsi="Times New Roman"/>
-          <w:sz w:val="21"/>
-          <w:szCs w:val="21"/>
-        </w:rPr>
-        <w:t xml:space="preserve"> </w:t>
+      </w:r>
+      <w:r>
+        <w:rPr>
+          <w:rFonts w:ascii="Times New Roman" w:cs="Times New Roman" w:eastAsia="Times New Roman" w:hAnsi="Times New Roman"/>
+          <w:sz w:val="21"/>
+          <w:szCs w:val="21"/>
+        </w:rPr>
       </w:r>
       <w:r>
         <w:rPr>
@@ -1546,15 +1542,13 @@
           <w:sz w:val="21"/>
           <w:szCs w:val="21"/>
         </w:rPr>
-        <w:t>Rzayev</w:t>
-      </w:r>
-      <w:r>
-        <w:rPr>
-          <w:rFonts w:ascii="Times New Roman" w:cs="Times New Roman" w:eastAsia="Times New Roman" w:hAnsi="Times New Roman"/>
-          <w:sz w:val="21"/>
-          <w:szCs w:val="21"/>
-        </w:rPr>
-        <w:t>, ISBN:978-9952-8110-5-0, Türkçe(Bilimsel Kitap),</w:t>
+      </w:r>
+      <w:r>
+        <w:rPr>
+          <w:rFonts w:ascii="Times New Roman" w:cs="Times New Roman" w:eastAsia="Times New Roman" w:hAnsi="Times New Roman"/>
+          <w:sz w:val="21"/>
+          <w:szCs w:val="21"/>
+        </w:rPr>
       </w:r>
     </w:p>
     <w:p>
@@ -1598,7 +1592,7 @@
           <w:sz w:val="21"/>
           <w:szCs w:val="21"/>
         </w:rPr>
-        <w:t xml:space="preserve">2. 1. </w:t>
+        <w:t>2. RZAYEV TEYMUR (2019). Azerbaycan’da kabartma sanatı. Arayışlar, 10(2), 194-197.</w:t>
       </w:r>
       <w:r>
         <w:rPr>
@@ -1608,15 +1602,13 @@
           <w:sz w:val="21"/>
           <w:szCs w:val="21"/>
         </w:rPr>
-        <w:t>RZAYEV TEYMUR</w:t>
-      </w:r>
-      <w:r>
-        <w:rPr>
-          <w:rFonts w:ascii="Times New Roman" w:cs="Times New Roman" w:eastAsia="Times New Roman" w:hAnsi="Times New Roman"/>
-          <w:sz w:val="21"/>
-          <w:szCs w:val="21"/>
-        </w:rPr>
-        <w:t xml:space="preserve"> (2019). Azerbaycan’da kabartma sanatı. Arayışlar, 10(2), 194-197.</w:t>
+      </w:r>
+      <w:r>
+        <w:rPr>
+          <w:rFonts w:ascii="Times New Roman" w:cs="Times New Roman" w:eastAsia="Times New Roman" w:hAnsi="Times New Roman"/>
+          <w:sz w:val="21"/>
+          <w:szCs w:val="21"/>
+        </w:rPr>
       </w:r>
     </w:p>
     <w:p>
@@ -1629,7 +1621,7 @@
           <w:sz w:val="21"/>
           <w:szCs w:val="21"/>
         </w:rPr>
-        <w:t xml:space="preserve">3. 2. </w:t>
+        <w:t>3. RZAYEV TEYMUR (2018). ”XX. yüzyıl Azerbaycan Tasviri Sanatında Sembolik ve Mecazi Anlamda Karakterleri”. Araştırmalar, 8(4 (30))</w:t>
       </w:r>
       <w:r>
         <w:rPr>
@@ -1639,15 +1631,13 @@
           <w:sz w:val="21"/>
           <w:szCs w:val="21"/>
         </w:rPr>
-        <w:t>RZAYEV TEYMUR</w:t>
-      </w:r>
-      <w:r>
-        <w:rPr>
-          <w:rFonts w:ascii="Times New Roman" w:cs="Times New Roman" w:eastAsia="Times New Roman" w:hAnsi="Times New Roman"/>
-          <w:sz w:val="21"/>
-          <w:szCs w:val="21"/>
-        </w:rPr>
-        <w:t xml:space="preserve"> (2018). ”XX. yüzyıl Azerbaycan Tasviri Sanatında Sembolik ve Mecazi Anlamda Karakterleri”. Araştırmalar, 8(4 (30))</w:t>
+      </w:r>
+      <w:r>
+        <w:rPr>
+          <w:rFonts w:ascii="Times New Roman" w:cs="Times New Roman" w:eastAsia="Times New Roman" w:hAnsi="Times New Roman"/>
+          <w:sz w:val="21"/>
+          <w:szCs w:val="21"/>
+        </w:rPr>
       </w:r>
     </w:p>
     <w:p>
@@ -1660,7 +1650,7 @@
           <w:sz w:val="21"/>
           <w:szCs w:val="21"/>
         </w:rPr>
-        <w:t xml:space="preserve">4. 3. </w:t>
+        <w:t>4. RZAYEV TEYMUR (2018). XVII-XIX. yüzyıllarda Azerbaycan’da hattat sanatı. Hümaniter İlimler Serisi(2)</w:t>
       </w:r>
       <w:r>
         <w:rPr>
@@ -1670,15 +1660,13 @@
           <w:sz w:val="21"/>
           <w:szCs w:val="21"/>
         </w:rPr>
-        <w:t>RZAYEV TEYMUR</w:t>
-      </w:r>
-      <w:r>
-        <w:rPr>
-          <w:rFonts w:ascii="Times New Roman" w:cs="Times New Roman" w:eastAsia="Times New Roman" w:hAnsi="Times New Roman"/>
-          <w:sz w:val="21"/>
-          <w:szCs w:val="21"/>
-        </w:rPr>
-        <w:t xml:space="preserve"> (2018). XVII-XIX. yüzyıllarda Azerbaycan’da hattat sanatı. Hümaniter İlimler Serisi(2)</w:t>
+      </w:r>
+      <w:r>
+        <w:rPr>
+          <w:rFonts w:ascii="Times New Roman" w:cs="Times New Roman" w:eastAsia="Times New Roman" w:hAnsi="Times New Roman"/>
+          <w:sz w:val="21"/>
+          <w:szCs w:val="21"/>
+        </w:rPr>
       </w:r>
     </w:p>
     <w:p>
@@ -1691,7 +1679,7 @@
           <w:sz w:val="21"/>
           <w:szCs w:val="21"/>
         </w:rPr>
-        <w:t xml:space="preserve">5. 4. </w:t>
+        <w:t>5. RZAYEV TEYMUR (2012). 20 nci yüzyılın sonlarında Azerbaycan da Resim Sanatı. Elmi Eserler (İlmi Eserler)(13), 150-154.</w:t>
       </w:r>
       <w:r>
         <w:rPr>
@@ -1701,15 +1689,13 @@
           <w:sz w:val="21"/>
           <w:szCs w:val="21"/>
         </w:rPr>
-        <w:t>RZAYEV TEYMUR</w:t>
-      </w:r>
-      <w:r>
-        <w:rPr>
-          <w:rFonts w:ascii="Times New Roman" w:cs="Times New Roman" w:eastAsia="Times New Roman" w:hAnsi="Times New Roman"/>
-          <w:sz w:val="21"/>
-          <w:szCs w:val="21"/>
-        </w:rPr>
-        <w:t xml:space="preserve"> (2012). 20 nci yüzyılın sonlarında Azerbaycan da Resim Sanatı. Elmi Eserler (İlmi Eserler)(13), 150-154.</w:t>
+      </w:r>
+      <w:r>
+        <w:rPr>
+          <w:rFonts w:ascii="Times New Roman" w:cs="Times New Roman" w:eastAsia="Times New Roman" w:hAnsi="Times New Roman"/>
+          <w:sz w:val="21"/>
+          <w:szCs w:val="21"/>
+        </w:rPr>
       </w:r>
     </w:p>
     <w:p>
@@ -1722,7 +1708,7 @@
           <w:sz w:val="21"/>
           <w:szCs w:val="21"/>
         </w:rPr>
-        <w:t xml:space="preserve">6. 5. </w:t>
+        <w:t>6. RZAYEV TEYMUR (2010). Azerbaycan ın kadim heykeltıraşlığı. Medeniyyet Dünyası(10), 95-98.</w:t>
       </w:r>
       <w:r>
         <w:rPr>
@@ -1732,15 +1718,13 @@
           <w:sz w:val="21"/>
           <w:szCs w:val="21"/>
         </w:rPr>
-        <w:t>RZAYEV TEYMUR</w:t>
-      </w:r>
-      <w:r>
-        <w:rPr>
-          <w:rFonts w:ascii="Times New Roman" w:cs="Times New Roman" w:eastAsia="Times New Roman" w:hAnsi="Times New Roman"/>
-          <w:sz w:val="21"/>
-          <w:szCs w:val="21"/>
-        </w:rPr>
-        <w:t xml:space="preserve"> (2010). Azerbaycan ın kadim heykeltıraşlığı. Medeniyyet Dünyası(10), 95-98.</w:t>
+      </w:r>
+      <w:r>
+        <w:rPr>
+          <w:rFonts w:ascii="Times New Roman" w:cs="Times New Roman" w:eastAsia="Times New Roman" w:hAnsi="Times New Roman"/>
+          <w:sz w:val="21"/>
+          <w:szCs w:val="21"/>
+        </w:rPr>
       </w:r>
     </w:p>
     <w:p>
@@ -1753,7 +1737,7 @@
           <w:sz w:val="21"/>
           <w:szCs w:val="21"/>
         </w:rPr>
-        <w:t xml:space="preserve">7. 6. </w:t>
+        <w:t>7. RZAYEV TEYMUR (2008). İslam a kadarki Azerbaycan Heykeltıraşlığı. İncesenet ve Medeniyyet Problemleri(3-4(25-26), 192-199.</w:t>
       </w:r>
       <w:r>
         <w:rPr>
@@ -1763,15 +1747,13 @@
           <w:sz w:val="21"/>
           <w:szCs w:val="21"/>
         </w:rPr>
-        <w:t>RZAYEV TEYMUR</w:t>
-      </w:r>
-      <w:r>
-        <w:rPr>
-          <w:rFonts w:ascii="Times New Roman" w:cs="Times New Roman" w:eastAsia="Times New Roman" w:hAnsi="Times New Roman"/>
-          <w:sz w:val="21"/>
-          <w:szCs w:val="21"/>
-        </w:rPr>
-        <w:t xml:space="preserve"> (2008). İslam a kadarki Azerbaycan Heykeltıraşlığı. İncesenet ve Medeniyyet Problemleri(3-4(25-26), 192-199.</w:t>
+      </w:r>
+      <w:r>
+        <w:rPr>
+          <w:rFonts w:ascii="Times New Roman" w:cs="Times New Roman" w:eastAsia="Times New Roman" w:hAnsi="Times New Roman"/>
+          <w:sz w:val="21"/>
+          <w:szCs w:val="21"/>
+        </w:rPr>
       </w:r>
     </w:p>
     <w:p>
@@ -1784,7 +1766,7 @@
           <w:sz w:val="21"/>
           <w:szCs w:val="21"/>
         </w:rPr>
-        <w:t xml:space="preserve">8. 7. </w:t>
+        <w:t>8. RZAYEV TEYMUR (2006). Totemistik ibadetler ve onların putperest heykeltıraşlığında tecessümü. İncesenet ve Medeniyyetin Problemleri (16), 105-109.</w:t>
       </w:r>
       <w:r>
         <w:rPr>
@@ -1794,15 +1776,13 @@
           <w:sz w:val="21"/>
           <w:szCs w:val="21"/>
         </w:rPr>
-        <w:t>RZAYEV TEYMUR</w:t>
-      </w:r>
-      <w:r>
-        <w:rPr>
-          <w:rFonts w:ascii="Times New Roman" w:cs="Times New Roman" w:eastAsia="Times New Roman" w:hAnsi="Times New Roman"/>
-          <w:sz w:val="21"/>
-          <w:szCs w:val="21"/>
-        </w:rPr>
-        <w:t xml:space="preserve"> (2006). Totemistik ibadetler ve onların putperest heykeltıraşlığında tecessümü. İncesenet ve Medeniyyetin Problemleri (16), 105-109.</w:t>
+      </w:r>
+      <w:r>
+        <w:rPr>
+          <w:rFonts w:ascii="Times New Roman" w:cs="Times New Roman" w:eastAsia="Times New Roman" w:hAnsi="Times New Roman"/>
+          <w:sz w:val="21"/>
+          <w:szCs w:val="21"/>
+        </w:rPr>
       </w:r>
     </w:p>
     <w:p>
@@ -1815,7 +1795,7 @@
           <w:sz w:val="21"/>
           <w:szCs w:val="21"/>
         </w:rPr>
-        <w:t xml:space="preserve">9. 8. </w:t>
+        <w:t>9. RZAYEV TEYMUR (2006). İslam öncesi Dekoratif Sembolik Heykeller Dönemi. Elmi Haberler (İlmi Haberler)(7), 235-237.</w:t>
       </w:r>
       <w:r>
         <w:rPr>
@@ -1825,15 +1805,13 @@
           <w:sz w:val="21"/>
           <w:szCs w:val="21"/>
         </w:rPr>
-        <w:t>RZAYEV TEYMUR</w:t>
-      </w:r>
-      <w:r>
-        <w:rPr>
-          <w:rFonts w:ascii="Times New Roman" w:cs="Times New Roman" w:eastAsia="Times New Roman" w:hAnsi="Times New Roman"/>
-          <w:sz w:val="21"/>
-          <w:szCs w:val="21"/>
-        </w:rPr>
-        <w:t xml:space="preserve"> (2006). İslam öncesi Dekoratif Sembolik Heykeller Dönemi. Elmi Haberler (İlmi Haberler)(7), 235-237.</w:t>
+      </w:r>
+      <w:r>
+        <w:rPr>
+          <w:rFonts w:ascii="Times New Roman" w:cs="Times New Roman" w:eastAsia="Times New Roman" w:hAnsi="Times New Roman"/>
+          <w:sz w:val="21"/>
+          <w:szCs w:val="21"/>
+        </w:rPr>
       </w:r>
     </w:p>
     <w:p>
@@ -1846,7 +1824,7 @@
           <w:sz w:val="21"/>
           <w:szCs w:val="21"/>
         </w:rPr>
-        <w:t xml:space="preserve">10. 1. </w:t>
+        <w:t>10. RZAYEV TEYMUR Demokrasi Çizgisi. Demokrasi Şöleni, 176-178. (/)</w:t>
       </w:r>
       <w:r>
         <w:rPr>
@@ -1856,15 +1834,13 @@
           <w:sz w:val="21"/>
           <w:szCs w:val="21"/>
         </w:rPr>
-        <w:t>RZAYEV TEYMUR</w:t>
-      </w:r>
-      <w:r>
-        <w:rPr>
-          <w:rFonts w:ascii="Times New Roman" w:cs="Times New Roman" w:eastAsia="Times New Roman" w:hAnsi="Times New Roman"/>
-          <w:sz w:val="21"/>
-          <w:szCs w:val="21"/>
-        </w:rPr>
-        <w:t xml:space="preserve"> Demokrasi Çizgisi. Demokrasi Şöleni, 176-178. (/)</w:t>
+      </w:r>
+      <w:r>
+        <w:rPr>
+          <w:rFonts w:ascii="Times New Roman" w:cs="Times New Roman" w:eastAsia="Times New Roman" w:hAnsi="Times New Roman"/>
+          <w:sz w:val="21"/>
+          <w:szCs w:val="21"/>
+        </w:rPr>
       </w:r>
     </w:p>
     <w:p>
@@ -1895,7 +1871,7 @@
           <w:sz w:val="21"/>
           <w:szCs w:val="21"/>
         </w:rPr>
-        <w:t xml:space="preserve">1. 9. B. Uluslararası bilimsel toplantılarda sunulan ve bildiri kitaplarında (proceedings) basılan bildiriler : </w:t>
+        <w:t>1. B. Uluslararası bilimsel toplantılarda sunulan ve bildiri kitaplarında (proceedings) basılan bildiriler: RZAYEV TEYMUR Geçmişten Gelenekten Günümüze Görsel İletişim Tasarımı. İLETİŞİMDE TASARIM - TASARIMDA İLETİŞİM (/)</w:t>
       </w:r>
       <w:r>
         <w:rPr>
@@ -1905,15 +1881,13 @@
           <w:sz w:val="21"/>
           <w:szCs w:val="21"/>
         </w:rPr>
-        <w:t>RZAYEV TEYMUR</w:t>
-      </w:r>
-      <w:r>
-        <w:rPr>
-          <w:rFonts w:ascii="Times New Roman" w:cs="Times New Roman" w:eastAsia="Times New Roman" w:hAnsi="Times New Roman"/>
-          <w:sz w:val="21"/>
-          <w:szCs w:val="21"/>
-        </w:rPr>
-        <w:t xml:space="preserve"> Geçmişten Gelenekten Günümüze Görsel İletişim Tasarımı. İLETİŞİMDE TASARIM - TASARIMDA İLETİŞİM (/)</w:t>
+      </w:r>
+      <w:r>
+        <w:rPr>
+          <w:rFonts w:ascii="Times New Roman" w:cs="Times New Roman" w:eastAsia="Times New Roman" w:hAnsi="Times New Roman"/>
+          <w:sz w:val="21"/>
+          <w:szCs w:val="21"/>
+        </w:rPr>
       </w:r>
     </w:p>
     <w:p>
